--- a/Home_Server_Documentation/Document 9.docx
+++ b/Home_Server_Documentation/Document 9.docx
@@ -1024,7 +1024,7 @@
         <w:tblStyle w:val="TableGrid"/>
         <w:tblW w:w="9219" w:type="dxa"/>
         <w:jc w:val="start"/>
-        <w:tblInd w:w="-24" w:type="dxa"/>
+        <w:tblInd w:w="81" w:type="dxa"/>
         <w:tblLayout w:type="fixed"/>
         <w:tblCellMar>
           <w:top w:w="0" w:type="dxa"/>
@@ -1395,7 +1395,7 @@
         <w:tblStyle w:val="TableGrid"/>
         <w:tblW w:w="9060" w:type="dxa"/>
         <w:jc w:val="start"/>
-        <w:tblInd w:w="0" w:type="dxa"/>
+        <w:tblInd w:w="112" w:type="dxa"/>
         <w:tblLayout w:type="fixed"/>
         <w:tblCellMar>
           <w:top w:w="0" w:type="dxa"/>
@@ -2102,7 +2102,7 @@
         <w:tblStyle w:val="TableGrid"/>
         <w:tblW w:w="9060" w:type="dxa"/>
         <w:jc w:val="start"/>
-        <w:tblInd w:w="0" w:type="dxa"/>
+        <w:tblInd w:w="112" w:type="dxa"/>
         <w:tblLayout w:type="fixed"/>
         <w:tblCellMar>
           <w:top w:w="0" w:type="dxa"/>
@@ -2964,7 +2964,10 @@
         <w:spacing w:lineRule="auto" w:line="360"/>
         <w:ind w:firstLine="432"/>
         <w:jc w:val="start"/>
-        <w:rPr/>
+        <w:rPr>
+          <w:sz w:val="18"/>
+          <w:szCs w:val="18"/>
+        </w:rPr>
       </w:pPr>
       <w:r>
         <w:rPr>
@@ -2976,13 +2979,16 @@
           <w:caps w:val="false"/>
           <w:smallCaps w:val="false"/>
           <w:color w:themeColor="text1" w:val="000000"/>
-          <w:sz w:val="24"/>
-          <w:szCs w:val="24"/>
+          <w:sz w:val="18"/>
+          <w:szCs w:val="18"/>
         </w:rPr>
         <w:t xml:space="preserve">First is home network the access there is unrestricted, </w:t>
       </w:r>
       <w:r>
-        <w:rPr/>
+        <w:rPr>
+          <w:sz w:val="18"/>
+          <w:szCs w:val="18"/>
+        </w:rPr>
         <w:br/>
       </w:r>
       <w:r>
@@ -2995,13 +3001,16 @@
           <w:caps w:val="false"/>
           <w:smallCaps w:val="false"/>
           <w:color w:themeColor="text1" w:val="000000"/>
-          <w:sz w:val="24"/>
-          <w:szCs w:val="24"/>
+          <w:sz w:val="18"/>
+          <w:szCs w:val="18"/>
         </w:rPr>
         <w:t>then we have 2 access points with tunnel VPN. One personal</w:t>
       </w:r>
       <w:r>
-        <w:rPr/>
+        <w:rPr>
+          <w:sz w:val="18"/>
+          <w:szCs w:val="18"/>
+        </w:rPr>
         <w:br/>
       </w:r>
       <w:r>
@@ -3014,13 +3023,16 @@
           <w:caps w:val="false"/>
           <w:smallCaps w:val="false"/>
           <w:color w:themeColor="text1" w:val="000000"/>
-          <w:sz w:val="24"/>
-          <w:szCs w:val="24"/>
+          <w:sz w:val="18"/>
+          <w:szCs w:val="18"/>
         </w:rPr>
         <w:t xml:space="preserve">that is TailScale also the access is unrestricted and lastly </w:t>
       </w:r>
       <w:r>
-        <w:rPr/>
+        <w:rPr>
+          <w:sz w:val="18"/>
+          <w:szCs w:val="18"/>
+        </w:rPr>
         <w:br/>
       </w:r>
       <w:r>
@@ -3033,8 +3045,8 @@
           <w:caps w:val="false"/>
           <w:smallCaps w:val="false"/>
           <w:color w:themeColor="text1" w:val="000000"/>
-          <w:sz w:val="24"/>
-          <w:szCs w:val="24"/>
+          <w:sz w:val="18"/>
+          <w:szCs w:val="18"/>
         </w:rPr>
         <w:t>ZeroTier used for friends when hosting games.</w:t>
       </w:r>
@@ -3337,6 +3349,66 @@
     </w:p>
     <w:p>
       <w:pPr>
+        <w:pStyle w:val="Normal"/>
+        <w:rPr>
+          <w:lang w:val="en-US"/>
+        </w:rPr>
+      </w:pPr>
+      <w:r>
+        <w:rPr/>
+        <w:t>Make a subdomain</w:t>
+      </w:r>
+    </w:p>
+    <w:p>
+      <w:pPr>
+        <w:pStyle w:val="Normal"/>
+        <w:rPr>
+          <w:rFonts w:ascii="Consolas" w:hAnsi="Consolas"/>
+          <w:sz w:val="18"/>
+          <w:szCs w:val="18"/>
+        </w:rPr>
+      </w:pPr>
+      <w:r>
+        <w:rPr>
+          <w:rFonts w:eastAsia="Consolas" w:cs="Consolas" w:ascii="Consolas" w:hAnsi="Consolas"/>
+          <w:b w:val="false"/>
+          <w:bCs w:val="false"/>
+          <w:i w:val="false"/>
+          <w:iCs w:val="false"/>
+          <w:caps w:val="false"/>
+          <w:smallCaps w:val="false"/>
+          <w:color w:val="F08D49"/>
+          <w:sz w:val="18"/>
+          <w:szCs w:val="18"/>
+        </w:rPr>
+        <w:t>sudo</w:t>
+      </w:r>
+      <w:r>
+        <w:rPr>
+          <w:rFonts w:ascii="Consolas" w:hAnsi="Consolas"/>
+          <w:sz w:val="18"/>
+          <w:szCs w:val="18"/>
+        </w:rPr>
+        <w:t xml:space="preserve"> </w:t>
+      </w:r>
+      <w:r>
+        <w:rPr>
+          <w:rFonts w:eastAsia="Consolas" w:cs="Consolas" w:ascii="Consolas" w:hAnsi="Consolas"/>
+          <w:b w:val="false"/>
+          <w:bCs w:val="false"/>
+          <w:i w:val="false"/>
+          <w:iCs w:val="false"/>
+          <w:caps w:val="false"/>
+          <w:smallCaps w:val="false"/>
+          <w:color w:val="666666"/>
+          <w:sz w:val="18"/>
+          <w:szCs w:val="18"/>
+        </w:rPr>
+        <w:t>tailscale up –advertise-routes=192.168.0.0/24</w:t>
+      </w:r>
+    </w:p>
+    <w:p>
+      <w:pPr>
         <w:pStyle w:val="Heading3"/>
         <w:keepNext w:val="true"/>
         <w:keepLines/>
@@ -3346,20 +3418,6 @@
       </w:pPr>
       <w:r>
         <w:rPr/>
-        <w:t>ZeroTier</w:t>
-      </w:r>
-    </w:p>
-    <w:p>
-      <w:pPr>
-        <w:pStyle w:val="Normal"/>
-        <w:keepNext w:val="true"/>
-        <w:keepLines/>
-        <w:ind w:hanging="0"/>
-        <w:rPr>
-          <w:lang w:val="en-US"/>
-        </w:rPr>
-      </w:pPr>
-      <w:r>
         <w:drawing>
           <wp:anchor behindDoc="1" distT="0" distB="0" distL="0" distR="0" simplePos="0" locked="0" layoutInCell="1" allowOverlap="1" relativeHeight="2">
             <wp:simplePos x="0" y="0"/>
@@ -3367,7 +3425,7 @@
               <wp:posOffset>3303270</wp:posOffset>
             </wp:positionH>
             <wp:positionV relativeFrom="paragraph">
-              <wp:posOffset>62230</wp:posOffset>
+              <wp:posOffset>189865</wp:posOffset>
             </wp:positionV>
             <wp:extent cx="2570480" cy="1191895"/>
             <wp:effectExtent l="0" t="0" r="0" b="0"/>
@@ -3409,6 +3467,21 @@
       </w:r>
       <w:r>
         <w:rPr/>
+        <w:t>ZeroTier</w:t>
+      </w:r>
+    </w:p>
+    <w:p>
+      <w:pPr>
+        <w:pStyle w:val="Normal"/>
+        <w:keepNext w:val="true"/>
+        <w:keepLines/>
+        <w:ind w:hanging="0"/>
+        <w:rPr>
+          <w:lang w:val="en-US"/>
+        </w:rPr>
+      </w:pPr>
+      <w:r>
+        <w:rPr/>
         <w:t>Install:</w:t>
       </w:r>
     </w:p>
@@ -3725,10 +3798,10 @@
           <wp:anchor behindDoc="0" distT="0" distB="0" distL="0" distR="0" simplePos="0" locked="0" layoutInCell="1" allowOverlap="1" relativeHeight="4">
             <wp:simplePos x="0" y="0"/>
             <wp:positionH relativeFrom="column">
-              <wp:posOffset>3882390</wp:posOffset>
+              <wp:posOffset>3844290</wp:posOffset>
             </wp:positionH>
             <wp:positionV relativeFrom="paragraph">
-              <wp:posOffset>257810</wp:posOffset>
+              <wp:posOffset>-29210</wp:posOffset>
             </wp:positionV>
             <wp:extent cx="2696210" cy="1449705"/>
             <wp:effectExtent l="0" t="0" r="0" b="0"/>
@@ -3778,15 +3851,6 @@
     <w:p>
       <w:pPr>
         <w:pStyle w:val="Normal"/>
-        <w:rPr/>
-      </w:pPr>
-      <w:r>
-        <w:rPr/>
-      </w:r>
-    </w:p>
-    <w:p>
-      <w:pPr>
-        <w:pStyle w:val="Normal"/>
         <w:jc w:val="start"/>
         <w:rPr/>
       </w:pPr>
@@ -3804,7 +3868,7 @@
     <w:p>
       <w:pPr>
         <w:pStyle w:val="Normal"/>
-        <w:ind w:firstLine="708"/>
+        <w:jc w:val="start"/>
         <w:rPr>
           <w:b/>
           <w:bCs/>
@@ -10202,23 +10266,853 @@
       <w:pPr>
         <w:pStyle w:val="Normal"/>
         <w:ind w:hanging="0"/>
-        <w:rPr>
-          <w:color w:val="666666"/>
-        </w:rPr>
-      </w:pPr>
-      <w:r>
-        <w:rPr>
-          <w:color w:val="666666"/>
-        </w:rPr>
-      </w:r>
-    </w:p>
-    <w:p>
-      <w:pPr>
-        <w:pStyle w:val="Normal"/>
-        <w:rPr/>
-      </w:pPr>
-      <w:r>
-        <w:rPr/>
+        <w:jc w:val="start"/>
+        <w:rPr>
+          <w:rFonts w:ascii="Consolas" w:hAnsi="Consolas" w:eastAsia="Consolas" w:cs="Consolas"/>
+          <w:color w:val="666666"/>
+          <w:sz w:val="18"/>
+          <w:szCs w:val="18"/>
+        </w:rPr>
+      </w:pPr>
+      <w:r>
+        <w:rPr>
+          <w:rFonts w:eastAsia="Consolas" w:cs="Consolas" w:ascii="Consolas" w:hAnsi="Consolas"/>
+          <w:color w:val="666666"/>
+          <w:sz w:val="18"/>
+          <w:szCs w:val="18"/>
+        </w:rPr>
+      </w:r>
+    </w:p>
+    <w:p>
+      <w:pPr>
+        <w:pStyle w:val="Heading2"/>
+        <w:rPr/>
+      </w:pPr>
+      <w:r>
+        <w:rPr/>
+        <w:t>Opencloud</w:t>
+      </w:r>
+    </w:p>
+    <w:p>
+      <w:pPr>
+        <w:pStyle w:val="Normal"/>
+        <w:rPr/>
+      </w:pPr>
+      <w:r>
+        <w:rPr/>
+        <w:t>Create /service/opencloud</w:t>
+      </w:r>
+    </w:p>
+    <w:p>
+      <w:pPr>
+        <w:pStyle w:val="Normal"/>
+        <w:ind w:hanging="0" w:start="0"/>
+        <w:rPr/>
+      </w:pPr>
+      <w:r>
+        <w:rPr/>
+        <w:t>create deployment.yaml:</w:t>
+      </w:r>
+    </w:p>
+    <w:p>
+      <w:pPr>
+        <w:pStyle w:val="Normal"/>
+        <w:ind w:hanging="0" w:start="0"/>
+        <w:jc w:val="start"/>
+        <w:rPr/>
+      </w:pPr>
+      <w:r>
+        <w:rPr>
+          <w:rFonts w:ascii="Consolas" w:hAnsi="Consolas"/>
+          <w:color w:val="auto"/>
+          <w:sz w:val="18"/>
+          <w:szCs w:val="18"/>
+        </w:rPr>
+        <w:t>apiVersion: v1</w:t>
+        <w:br/>
+        <w:t>kind: Namespace</w:t>
+        <w:br/>
+        <w:t>metadata:</w:t>
+        <w:br/>
+        <w:t xml:space="preserve"> name: opencloud</w:t>
+        <w:br/>
+        <w:br/>
+        <w:t>---</w:t>
+        <w:br/>
+        <w:br/>
+        <w:t>apiVersion: apps/v1</w:t>
+        <w:br/>
+        <w:t>kind: Deployment</w:t>
+        <w:br/>
+        <w:t>metadata:</w:t>
+        <w:br/>
+        <w:t xml:space="preserve"> name: opencloud</w:t>
+        <w:br/>
+        <w:t xml:space="preserve"> namespace: opencloud</w:t>
+        <w:br/>
+        <w:t>spec:</w:t>
+        <w:br/>
+        <w:t xml:space="preserve"> replicas: 1</w:t>
+        <w:br/>
+        <w:t xml:space="preserve"> selector:</w:t>
+        <w:br/>
+        <w:t xml:space="preserve"> matchLabels:</w:t>
+        <w:br/>
+        <w:t xml:space="preserve"> app: opencloud</w:t>
+        <w:br/>
+        <w:t xml:space="preserve"> template:</w:t>
+        <w:br/>
+        <w:t xml:space="preserve"> metadata:</w:t>
+        <w:br/>
+        <w:t xml:space="preserve">      labels:</w:t>
+        <w:br/>
+        <w:t xml:space="preserve">        app: opencloud</w:t>
+        <w:br/>
+        <w:t xml:space="preserve">    spec:</w:t>
+        <w:br/>
+        <w:t xml:space="preserve">      securityContext:</w:t>
+        <w:br/>
+        <w:t xml:space="preserve">        runAsUser: 1000</w:t>
+        <w:br/>
+        <w:t xml:space="preserve">        runAsGroup: 1000</w:t>
+        <w:br/>
+        <w:t xml:space="preserve">        fsGroup: 1000</w:t>
+        <w:br/>
+        <w:t xml:space="preserve">      containers:</w:t>
+        <w:br/>
+        <w:t xml:space="preserve">      - name: opencloud</w:t>
+        <w:br/>
+        <w:t xml:space="preserve">        image: opencloudeu/opencloud-rolling</w:t>
+        <w:br/>
+        <w:t xml:space="preserve">        imagePullPolicy: IfNotPresent</w:t>
+        <w:br/>
+        <w:t xml:space="preserve">        ports:</w:t>
+        <w:br/>
+        <w:t xml:space="preserve">        - containerPort: 9200</w:t>
+        <w:br/>
+        <w:t xml:space="preserve">        command: ["/bin/sh", "-c"]</w:t>
+        <w:br/>
+        <w:t xml:space="preserve">        args:</w:t>
+        <w:br/>
+        <w:t xml:space="preserve">          - &gt;</w:t>
+        <w:br/>
+        <w:t xml:space="preserve">            opencloud init --insecure true || true;</w:t>
+        <w:br/>
+        <w:t xml:space="preserve">            opencloud server</w:t>
+        <w:br/>
+        <w:t xml:space="preserve">        env:</w:t>
+        <w:br/>
+        <w:t xml:space="preserve">          - name: IDM_CREATE_DEMO_USERS</w:t>
+        <w:br/>
+        <w:t xml:space="preserve">            value: "true"</w:t>
+        <w:br/>
+        <w:t xml:space="preserve">          - name: OC_INSECURE</w:t>
+        <w:br/>
+        <w:t xml:space="preserve">            value: "true"</w:t>
+        <w:br/>
+        <w:t xml:space="preserve">          - name: OC_URL</w:t>
+        <w:br/>
+        <w:t xml:space="preserve">            # Changed to a subdomain to avoid conflict with Rancher UI</w:t>
+        <w:br/>
+        <w:t xml:space="preserve">            value: "</w:t>
+      </w:r>
+      <w:hyperlink r:id="rId11">
+        <w:r>
+          <w:rPr>
+            <w:rStyle w:val="Hyperlink"/>
+            <w:rFonts w:ascii="Consolas" w:hAnsi="Consolas"/>
+            <w:color w:val="auto"/>
+            <w:sz w:val="18"/>
+            <w:szCs w:val="18"/>
+          </w:rPr>
+          <w:t>https://oc.192.168.0.101.sslip.io</w:t>
+        </w:r>
+      </w:hyperlink>
+      <w:r>
+        <w:rPr>
+          <w:rFonts w:ascii="Consolas" w:hAnsi="Consolas"/>
+          <w:color w:val="auto"/>
+          <w:sz w:val="18"/>
+          <w:szCs w:val="18"/>
+        </w:rPr>
+        <w:t>"</w:t>
+        <w:br/>
+        <w:t xml:space="preserve">        volumeMounts:</w:t>
+        <w:br/>
+        <w:t xml:space="preserve">          - name: opencloud-data</w:t>
+        <w:br/>
+        <w:t xml:space="preserve">            mountPath: /var/lib/opencloud</w:t>
+        <w:br/>
+        <w:t xml:space="preserve">          - name: opencloud-config</w:t>
+        <w:br/>
+        <w:t xml:space="preserve">            mountPath: /etc/opencloud</w:t>
+        <w:br/>
+        <w:t xml:space="preserve">      volumes:</w:t>
+        <w:br/>
+        <w:t xml:space="preserve">      - name: opencloud-data</w:t>
+        <w:br/>
+        <w:t xml:space="preserve">        hostPath:</w:t>
+        <w:br/>
+        <w:t xml:space="preserve">          # Changed paths slightly to avoid data conflict with the old instance</w:t>
+        <w:br/>
+        <w:t xml:space="preserve">          path: /services/opencloud/data</w:t>
+        <w:br/>
+        <w:t xml:space="preserve">          type: DirectoryOrCreate</w:t>
+        <w:br/>
+        <w:t xml:space="preserve">      - name: opencloud-config</w:t>
+        <w:br/>
+        <w:t xml:space="preserve">        hostPath:</w:t>
+        <w:br/>
+        <w:t xml:space="preserve">          path: /services/opencloud/config</w:t>
+        <w:br/>
+        <w:t xml:space="preserve">          type: DirectoryOrCreate</w:t>
+        <w:br/>
+        <w:br/>
+        <w:t>---</w:t>
+        <w:br/>
+        <w:br/>
+        <w:t>apiVersion: v1</w:t>
+        <w:br/>
+        <w:t>kind: Service</w:t>
+        <w:br/>
+        <w:t>metadata:</w:t>
+        <w:br/>
+        <w:t xml:space="preserve">  name: opencloud</w:t>
+        <w:br/>
+        <w:t xml:space="preserve">  namespace: opencloud</w:t>
+        <w:br/>
+        <w:t>spec:</w:t>
+        <w:br/>
+        <w:t xml:space="preserve">  selector:</w:t>
+        <w:br/>
+        <w:t xml:space="preserve">    app: opencloud</w:t>
+        <w:br/>
+        <w:t xml:space="preserve">  ports:</w:t>
+        <w:br/>
+        <w:t xml:space="preserve">    - port: 9200</w:t>
+        <w:br/>
+        <w:t xml:space="preserve">      targetPort: 9200</w:t>
+        <w:br/>
+        <w:br/>
+        <w:t>---</w:t>
+        <w:br/>
+        <w:br/>
+        <w:t>apiVersion: traefik.io/v1alpha1</w:t>
+        <w:br/>
+        <w:t>kind: ServersTransport</w:t>
+        <w:br/>
+        <w:t>metadata:</w:t>
+        <w:br/>
+        <w:t xml:space="preserve">  name: opencloud-transport</w:t>
+        <w:br/>
+        <w:t xml:space="preserve">  namespace: opencloud</w:t>
+        <w:br/>
+        <w:t>spec:</w:t>
+        <w:br/>
+        <w:t xml:space="preserve">  insecureSkipVerify: true</w:t>
+        <w:br/>
+        <w:br/>
+        <w:t>---</w:t>
+        <w:br/>
+        <w:br/>
+        <w:t>apiVersion: traefik.io/v1alpha1</w:t>
+        <w:br/>
+        <w:t>kind: Middleware</w:t>
+        <w:br/>
+        <w:t>metadata:</w:t>
+        <w:br/>
+        <w:t xml:space="preserve">  name: opencloud-headers</w:t>
+        <w:br/>
+        <w:t xml:space="preserve">  namespace: opencloud</w:t>
+        <w:br/>
+        <w:t>spec:</w:t>
+        <w:br/>
+        <w:t xml:space="preserve">  headers:</w:t>
+        <w:br/>
+        <w:t xml:space="preserve">    customRequestHeaders:</w:t>
+        <w:br/>
+        <w:t xml:space="preserve">      X-Forwarded-Proto: "https"</w:t>
+        <w:br/>
+        <w:t xml:space="preserve">      Host: "oc.192.168.0.101.sslip.io"</w:t>
+        <w:br/>
+        <w:br/>
+        <w:t>---</w:t>
+        <w:br/>
+        <w:br/>
+        <w:t>apiVersion: traefik.io/v1alpha1</w:t>
+        <w:br/>
+      </w:r>
+      <w:r>
+        <w:rPr>
+          <w:rFonts w:ascii="Consolas" w:hAnsi="Consolas"/>
+          <w:color w:val="auto"/>
+          <w:sz w:val="18"/>
+          <w:szCs w:val="18"/>
+        </w:rPr>
+        <w:t>kind: IngressRoute</w:t>
+        <w:br/>
+        <w:t>metadata:</w:t>
+        <w:br/>
+        <w:t xml:space="preserve">  name: opencloud-ingressroute</w:t>
+        <w:br/>
+        <w:t xml:space="preserve">  namespace: opencloud</w:t>
+        <w:br/>
+        <w:t>spec:</w:t>
+        <w:br/>
+        <w:t xml:space="preserve">  entryPoints:</w:t>
+        <w:br/>
+        <w:t xml:space="preserve">  - websecure</w:t>
+        <w:br/>
+        <w:t xml:space="preserve">  routes:</w:t>
+        <w:br/>
+        <w:t xml:space="preserve">  - match: Host(`oc.192.168.0.101.sslip.io`)</w:t>
+        <w:br/>
+        <w:t xml:space="preserve">    kind: Rule</w:t>
+        <w:br/>
+        <w:t xml:space="preserve">    middlewares:</w:t>
+        <w:br/>
+        <w:t xml:space="preserve">      - name: opencloud-headers</w:t>
+        <w:br/>
+        <w:t xml:space="preserve">    services:</w:t>
+        <w:br/>
+        <w:t xml:space="preserve">      - name: opencloud</w:t>
+        <w:br/>
+        <w:t xml:space="preserve">        port: 9200</w:t>
+        <w:br/>
+        <w:t xml:space="preserve">        scheme: https</w:t>
+        <w:br/>
+        <w:t xml:space="preserve">        serversTransport: opencloud-transport</w:t>
+        <w:br/>
+        <w:t xml:space="preserve">  tls: {}</w:t>
+      </w:r>
+    </w:p>
+    <w:p>
+      <w:pPr>
+        <w:pStyle w:val="BodyText"/>
+        <w:rPr/>
+      </w:pPr>
+      <w:r>
+        <w:rPr/>
+      </w:r>
+    </w:p>
+    <w:p>
+      <w:pPr>
+        <w:pStyle w:val="BodyText"/>
+        <w:ind w:hanging="0" w:start="0"/>
+        <w:jc w:val="start"/>
+        <w:rPr/>
+      </w:pPr>
+      <w:r>
+        <w:rPr/>
+        <w:t>sudo kubectl apply -f ~/services/opencloud/deployment.yaml</w:t>
+      </w:r>
+    </w:p>
+    <w:p>
+      <w:pPr>
+        <w:pStyle w:val="Normal"/>
+        <w:ind w:hanging="0" w:start="0"/>
+        <w:jc w:val="start"/>
+        <w:rPr/>
+      </w:pPr>
+      <w:r>
+        <w:rPr/>
+        <w:t>chech:</w:t>
+        <w:br/>
+        <w:t xml:space="preserve"> sudo kubectl logs -n opencloud deploy/opencloud</w:t>
+      </w:r>
+    </w:p>
+    <w:p>
+      <w:pPr>
+        <w:pStyle w:val="Normal"/>
+        <w:ind w:hanging="0" w:start="0"/>
+        <w:jc w:val="start"/>
+        <w:rPr/>
+      </w:pPr>
+      <w:r>
+        <w:rPr/>
+        <w:t>if a error about writing do:</w:t>
+      </w:r>
+    </w:p>
+    <w:p>
+      <w:pPr>
+        <w:pStyle w:val="Normal"/>
+        <w:ind w:hanging="0" w:start="0"/>
+        <w:jc w:val="start"/>
+        <w:rPr/>
+      </w:pPr>
+      <w:r>
+        <w:rPr/>
+        <w:t xml:space="preserve"> </w:t>
+      </w:r>
+      <w:r>
+        <w:rPr/>
+        <w:t>sudo chown 1000:1000 /services/opencloud/*</w:t>
+        <w:br/>
+        <w:t xml:space="preserve"> sudo kubectl rollout restart deployment opencloud -n opencloud</w:t>
+      </w:r>
+    </w:p>
+    <w:p>
+      <w:pPr>
+        <w:pStyle w:val="Normal"/>
+        <w:ind w:hanging="0" w:start="0"/>
+        <w:jc w:val="start"/>
+        <w:rPr/>
+      </w:pPr>
+      <w:r>
+        <w:rPr/>
+        <w:t>or rm -f /services/opencloud/config/* &amp;&amp; rm -Rf /services/opencloud/data/*</w:t>
+      </w:r>
+    </w:p>
+    <w:p>
+      <w:pPr>
+        <w:pStyle w:val="Heading2"/>
+        <w:rPr/>
+      </w:pPr>
+      <w:r>
+        <w:rPr/>
+        <w:t>Booklore</w:t>
+      </w:r>
+    </w:p>
+    <w:p>
+      <w:pPr>
+        <w:pStyle w:val="Normal"/>
+        <w:rPr/>
+      </w:pPr>
+      <w:r>
+        <w:rPr/>
+        <w:t>mkdir -p /services/booklore/{config/mariadb,data,books,bookdrop}</w:t>
+      </w:r>
+    </w:p>
+    <w:p>
+      <w:pPr>
+        <w:pStyle w:val="Normal"/>
+        <w:rPr/>
+      </w:pPr>
+      <w:r>
+        <w:rPr/>
+        <w:t>sudo kubectl create namespace booklore</w:t>
+      </w:r>
+    </w:p>
+    <w:p>
+      <w:pPr>
+        <w:pStyle w:val="Normal"/>
+        <w:ind w:hanging="0" w:start="0"/>
+        <w:rPr/>
+      </w:pPr>
+      <w:r>
+        <w:rPr/>
+        <w:t>booklore-service.yaml:</w:t>
+      </w:r>
+    </w:p>
+    <w:p>
+      <w:pPr>
+        <w:pStyle w:val="Normal"/>
+        <w:ind w:hanging="0" w:start="0"/>
+        <w:jc w:val="start"/>
+        <w:rPr>
+          <w:rFonts w:ascii="Consolas" w:hAnsi="Consolas"/>
+          <w:color w:val="auto"/>
+          <w:sz w:val="18"/>
+          <w:szCs w:val="18"/>
+          <w:highlight w:val="none"/>
+        </w:rPr>
+      </w:pPr>
+      <w:r>
+        <w:rPr>
+          <w:rFonts w:ascii="Consolas" w:hAnsi="Consolas"/>
+          <w:color w:val="auto"/>
+          <w:sz w:val="18"/>
+          <w:szCs w:val="18"/>
+        </w:rPr>
+        <w:t>apiVersion: v1</w:t>
+        <w:br/>
+        <w:t>kind: Service</w:t>
+        <w:br/>
+        <w:t>metadata:</w:t>
+        <w:br/>
+        <w:t xml:space="preserve">  name: booklore</w:t>
+        <w:br/>
+        <w:t xml:space="preserve">  namespace: booklore</w:t>
+        <w:br/>
+        <w:t>spec:</w:t>
+        <w:br/>
+        <w:t xml:space="preserve">  type: NodePort</w:t>
+        <w:br/>
+        <w:t xml:space="preserve">  selector:</w:t>
+        <w:br/>
+        <w:t xml:space="preserve">    app: booklore</w:t>
+        <w:br/>
+        <w:t xml:space="preserve">  ports:</w:t>
+        <w:br/>
+        <w:t xml:space="preserve">    - port: 6060</w:t>
+        <w:br/>
+        <w:t xml:space="preserve">      targetPort: 6060</w:t>
+        <w:br/>
+        <w:t xml:space="preserve">      nodePort: 30606</w:t>
+      </w:r>
+    </w:p>
+    <w:p>
+      <w:pPr>
+        <w:pStyle w:val="BodyText"/>
+        <w:ind w:hanging="0" w:start="0"/>
+        <w:rPr/>
+      </w:pPr>
+      <w:r>
+        <w:rPr/>
+        <w:t>booklore.yaml:</w:t>
+      </w:r>
+    </w:p>
+    <w:p>
+      <w:pPr>
+        <w:pStyle w:val="Normal"/>
+        <w:ind w:hanging="0" w:start="0"/>
+        <w:jc w:val="start"/>
+        <w:rPr>
+          <w:rFonts w:ascii="Consolas" w:hAnsi="Consolas"/>
+          <w:color w:val="auto"/>
+          <w:sz w:val="18"/>
+          <w:szCs w:val="18"/>
+          <w:highlight w:val="none"/>
+        </w:rPr>
+      </w:pPr>
+      <w:r>
+        <w:rPr>
+          <w:rFonts w:ascii="Consolas" w:hAnsi="Consolas"/>
+          <w:color w:val="auto"/>
+          <w:sz w:val="18"/>
+          <w:szCs w:val="18"/>
+        </w:rPr>
+        <w:t>apiVersion: apps/v1</w:t>
+        <w:br/>
+        <w:t>kind: Deployment</w:t>
+        <w:br/>
+        <w:t>metadata:</w:t>
+        <w:br/>
+        <w:t xml:space="preserve">  name: booklore</w:t>
+        <w:br/>
+        <w:t xml:space="preserve">  namespace: booklore</w:t>
+        <w:br/>
+        <w:t>spec:</w:t>
+        <w:br/>
+        <w:t xml:space="preserve">  replicas: 1</w:t>
+        <w:br/>
+        <w:t xml:space="preserve">  selector:</w:t>
+        <w:br/>
+        <w:t xml:space="preserve">    matchLabels:</w:t>
+        <w:br/>
+        <w:t xml:space="preserve">      app: booklore</w:t>
+        <w:br/>
+        <w:t xml:space="preserve">  template:</w:t>
+        <w:br/>
+        <w:t xml:space="preserve">    metadata:</w:t>
+        <w:br/>
+        <w:t xml:space="preserve">      labels:</w:t>
+        <w:br/>
+        <w:t xml:space="preserve">        app: booklore</w:t>
+        <w:br/>
+        <w:t xml:space="preserve">    spec:</w:t>
+        <w:br/>
+        <w:t xml:space="preserve">      containers:</w:t>
+        <w:br/>
+        <w:t xml:space="preserve">        - name: booklore</w:t>
+        <w:br/>
+        <w:t xml:space="preserve">          image: booklore/booklore:latest</w:t>
+        <w:br/>
+        <w:t xml:space="preserve">          env:</w:t>
+        <w:br/>
+        <w:t xml:space="preserve">            - name: USER_ID</w:t>
+        <w:br/>
+        <w:t xml:space="preserve">              value: "0"</w:t>
+        <w:br/>
+        <w:t xml:space="preserve">            - name: GROUP_ID</w:t>
+        <w:br/>
+        <w:t xml:space="preserve">              value: "0"</w:t>
+        <w:br/>
+        <w:t xml:space="preserve">            - name: TZ</w:t>
+        <w:br/>
+        <w:t xml:space="preserve">              value: Europe/Bratislava</w:t>
+        <w:br/>
+        <w:t xml:space="preserve">            - name: DATABASE_URL</w:t>
+        <w:br/>
+        <w:t xml:space="preserve">              value: jdbc:mariadb://mariadb.booklore.svc.cluster.local:3306/booklore</w:t>
+        <w:br/>
+        <w:t xml:space="preserve">            - name: DATABASE_USERNAME</w:t>
+        <w:br/>
+        <w:t xml:space="preserve">              value: booklore</w:t>
+        <w:br/>
+        <w:t xml:space="preserve">            - name: DATABASE_PASSWORD</w:t>
+        <w:br/>
+        <w:t xml:space="preserve">              value: Pa$$w0rd</w:t>
+        <w:br/>
+        <w:t xml:space="preserve">            - name: BOOKLORE_PORT</w:t>
+        <w:br/>
+        <w:t xml:space="preserve">              value: "6060"</w:t>
+        <w:br/>
+        <w:t xml:space="preserve">          ports:</w:t>
+        <w:br/>
+        <w:t xml:space="preserve">            - containerPort: 6060</w:t>
+        <w:br/>
+        <w:t xml:space="preserve">          volumeMounts:</w:t>
+        <w:br/>
+        <w:t xml:space="preserve">            - mountPath: /app/data</w:t>
+        <w:br/>
+        <w:t xml:space="preserve">              name: data</w:t>
+        <w:br/>
+        <w:t xml:space="preserve">            - mountPath: /books</w:t>
+        <w:br/>
+        <w:t xml:space="preserve">              name: books</w:t>
+        <w:br/>
+        <w:t xml:space="preserve">            - mountPath: /bookdrop</w:t>
+        <w:br/>
+        <w:t xml:space="preserve">              name: bookdrop</w:t>
+        <w:br/>
+        <w:t xml:space="preserve">      volumes:</w:t>
+        <w:br/>
+        <w:t xml:space="preserve">        - name: data</w:t>
+        <w:br/>
+        <w:t xml:space="preserve">          hostPath:</w:t>
+        <w:br/>
+        <w:t xml:space="preserve">            path: /services/booklore/data</w:t>
+        <w:br/>
+        <w:t xml:space="preserve">            type: DirectoryOrCreate</w:t>
+        <w:br/>
+        <w:t xml:space="preserve">        - name: books</w:t>
+        <w:br/>
+        <w:t xml:space="preserve">          hostPath:</w:t>
+        <w:br/>
+        <w:t xml:space="preserve">            path: /services/booklore/books</w:t>
+        <w:br/>
+        <w:t xml:space="preserve">            type: DirectoryOrCreate</w:t>
+        <w:br/>
+        <w:t xml:space="preserve">        - name: bookdrop</w:t>
+        <w:br/>
+        <w:t xml:space="preserve">          hostPath:</w:t>
+        <w:br/>
+        <w:t xml:space="preserve">            path: /services/booklore/bookdrop</w:t>
+        <w:br/>
+        <w:t xml:space="preserve">            type: DirectoryOrCreate</w:t>
+      </w:r>
+    </w:p>
+    <w:p>
+      <w:pPr>
+        <w:pStyle w:val="BodyText"/>
+        <w:ind w:hanging="0" w:start="0"/>
+        <w:rPr/>
+      </w:pPr>
+      <w:r>
+        <w:rPr/>
+        <w:t>mariadb.yaml:</w:t>
+      </w:r>
+    </w:p>
+    <w:p>
+      <w:pPr>
+        <w:pStyle w:val="Normal"/>
+        <w:ind w:hanging="0" w:start="0"/>
+        <w:jc w:val="start"/>
+        <w:rPr>
+          <w:rFonts w:ascii="Consolas" w:hAnsi="Consolas"/>
+          <w:color w:val="auto"/>
+          <w:sz w:val="18"/>
+          <w:szCs w:val="18"/>
+          <w:highlight w:val="none"/>
+        </w:rPr>
+      </w:pPr>
+      <w:r>
+        <w:rPr>
+          <w:rFonts w:ascii="Consolas" w:hAnsi="Consolas"/>
+          <w:color w:val="auto"/>
+          <w:sz w:val="18"/>
+          <w:szCs w:val="18"/>
+        </w:rPr>
+        <w:t>apiVersion: apps/v1</w:t>
+        <w:br/>
+        <w:t>kind: Deployment</w:t>
+        <w:br/>
+        <w:t>metadata:</w:t>
+        <w:br/>
+        <w:t xml:space="preserve"> name: mariadb</w:t>
+        <w:br/>
+        <w:t xml:space="preserve"> namespace: booklore</w:t>
+        <w:br/>
+        <w:t>spec:</w:t>
+        <w:br/>
+        <w:t xml:space="preserve"> replicas: 1</w:t>
+        <w:br/>
+        <w:t xml:space="preserve"> selector:</w:t>
+        <w:br/>
+        <w:t xml:space="preserve"> matchLabels:</w:t>
+        <w:br/>
+        <w:t xml:space="preserve"> app: mariadb</w:t>
+        <w:br/>
+        <w:t xml:space="preserve"> template:</w:t>
+        <w:br/>
+        <w:t xml:space="preserve"> metadata:</w:t>
+        <w:br/>
+        <w:t xml:space="preserve"> labels:</w:t>
+        <w:br/>
+        <w:t xml:space="preserve"> app: mariadb</w:t>
+        <w:br/>
+        <w:t xml:space="preserve"> spec:</w:t>
+        <w:br/>
+        <w:t xml:space="preserve"> containers:</w:t>
+        <w:br/>
+        <w:t xml:space="preserve"> - name: mariadb</w:t>
+        <w:br/>
+        <w:t xml:space="preserve"> image: lscr.io/linuxserver/mariadb:11.4.5</w:t>
+        <w:br/>
+        <w:t xml:space="preserve"> env:</w:t>
+        <w:br/>
+        <w:t xml:space="preserve"> - name: PUID</w:t>
+        <w:br/>
+        <w:t xml:space="preserve"> value: "1001"</w:t>
+        <w:br/>
+        <w:t xml:space="preserve"> - name: PGID</w:t>
+        <w:br/>
+        <w:t xml:space="preserve"> value: "1001"</w:t>
+        <w:br/>
+        <w:t xml:space="preserve"> - name: TZ</w:t>
+        <w:br/>
+        <w:t xml:space="preserve"> value: Europe/Bratislava</w:t>
+        <w:br/>
+        <w:t xml:space="preserve"> - name: MYSQL_ROOT_PASSWORD</w:t>
+        <w:br/>
+        <w:t xml:space="preserve"> value: Pa$$w0rd</w:t>
+        <w:br/>
+        <w:t xml:space="preserve"> - name: MYSQL_DATABASE</w:t>
+        <w:br/>
+        <w:t xml:space="preserve"> value: booklore</w:t>
+        <w:br/>
+        <w:t xml:space="preserve"> - name: MYSQL_USER</w:t>
+        <w:br/>
+        <w:t xml:space="preserve"> value: booklore</w:t>
+        <w:br/>
+        <w:t xml:space="preserve"> - name: MYSQL_PASSWORD</w:t>
+        <w:br/>
+        <w:t xml:space="preserve">              value: Pa$$w0rd</w:t>
+        <w:br/>
+        <w:t xml:space="preserve">          ports:</w:t>
+        <w:br/>
+        <w:t xml:space="preserve">            - containerPort: 3306</w:t>
+        <w:br/>
+        <w:t xml:space="preserve">          volumeMounts:</w:t>
+        <w:br/>
+        <w:t xml:space="preserve">            - mountPath: /config</w:t>
+        <w:br/>
+        <w:t xml:space="preserve">              name: mariadb-config</w:t>
+        <w:br/>
+        <w:t xml:space="preserve">      volumes:</w:t>
+        <w:br/>
+        <w:t xml:space="preserve">        - name: mariadb-config</w:t>
+        <w:br/>
+        <w:t xml:space="preserve">          hostPath:</w:t>
+        <w:br/>
+        <w:t xml:space="preserve">            path: /services/booklore/config/mariadb</w:t>
+        <w:br/>
+        <w:t xml:space="preserve">            type: DirectoryOrCreate</w:t>
+      </w:r>
+    </w:p>
+    <w:p>
+      <w:pPr>
+        <w:pStyle w:val="BodyText"/>
+        <w:ind w:hanging="0" w:start="0"/>
+        <w:rPr/>
+      </w:pPr>
+      <w:r>
+        <w:rPr/>
+        <w:t>mariadb-service.yaml:</w:t>
+      </w:r>
+    </w:p>
+    <w:p>
+      <w:pPr>
+        <w:pStyle w:val="Normal"/>
+        <w:ind w:hanging="0" w:start="0"/>
+        <w:jc w:val="start"/>
+        <w:rPr>
+          <w:rFonts w:ascii="Consolas" w:hAnsi="Consolas"/>
+          <w:color w:val="auto"/>
+          <w:sz w:val="18"/>
+          <w:szCs w:val="18"/>
+          <w:highlight w:val="none"/>
+        </w:rPr>
+      </w:pPr>
+      <w:r>
+        <w:rPr>
+          <w:rFonts w:ascii="Consolas" w:hAnsi="Consolas"/>
+          <w:color w:val="auto"/>
+          <w:sz w:val="18"/>
+          <w:szCs w:val="18"/>
+        </w:rPr>
+        <w:t>apiVersion: v1</w:t>
+        <w:br/>
+        <w:t>kind: Service</w:t>
+        <w:br/>
+        <w:t>metadata:</w:t>
+        <w:br/>
+        <w:t xml:space="preserve">  name: mariadb</w:t>
+        <w:br/>
+        <w:t xml:space="preserve">  namespace: booklore</w:t>
+        <w:br/>
+        <w:t>spec:</w:t>
+        <w:br/>
+        <w:t xml:space="preserve">  selector:</w:t>
+        <w:br/>
+        <w:t xml:space="preserve">    app: mariadb</w:t>
+        <w:br/>
+        <w:t xml:space="preserve">  ports:</w:t>
+        <w:br/>
+        <w:t xml:space="preserve">    - port: 3306</w:t>
+        <w:br/>
+      </w:r>
+    </w:p>
+    <w:p>
+      <w:pPr>
+        <w:pStyle w:val="Normal"/>
+        <w:ind w:hanging="0" w:start="0"/>
+        <w:jc w:val="start"/>
+        <w:rPr>
+          <w:rFonts w:ascii="Consolas" w:hAnsi="Consolas"/>
+          <w:color w:val="auto"/>
+          <w:sz w:val="18"/>
+          <w:szCs w:val="18"/>
+          <w:highlight w:val="none"/>
+        </w:rPr>
+      </w:pPr>
+      <w:r>
+        <w:rPr>
+          <w:rFonts w:ascii="Consolas" w:hAnsi="Consolas"/>
+          <w:color w:val="auto"/>
+          <w:sz w:val="18"/>
+          <w:szCs w:val="18"/>
+        </w:rPr>
+        <w:t>sudo kubectl apply -f mariadb.yaml</w:t>
+        <w:br/>
+        <w:t>sudo kubectl apply -f mariadb-service.yaml</w:t>
+        <w:br/>
+        <w:t>sudo kubectl apply -f booklore.yaml</w:t>
+        <w:br/>
+        <w:t>sudo kubectl apply -f booklore-service.yaml</w:t>
+      </w:r>
+    </w:p>
+    <w:p>
+      <w:pPr>
+        <w:pStyle w:val="Normal"/>
+        <w:ind w:hanging="0" w:start="0"/>
+        <w:jc w:val="start"/>
+        <w:rPr>
+          <w:rFonts w:ascii="Consolas" w:hAnsi="Consolas"/>
+          <w:color w:val="auto"/>
+          <w:sz w:val="18"/>
+          <w:szCs w:val="18"/>
+          <w:highlight w:val="none"/>
+        </w:rPr>
+      </w:pPr>
+      <w:r>
+        <w:rPr>
+          <w:rFonts w:ascii="Consolas" w:hAnsi="Consolas"/>
+          <w:color w:val="auto"/>
+          <w:sz w:val="18"/>
+          <w:szCs w:val="18"/>
+        </w:rPr>
       </w:r>
       <w:r>
         <w:br w:type="page"/>
@@ -10260,7 +11154,7 @@
         <w:rPr/>
         <w:t xml:space="preserve">Tailscale - </w:t>
       </w:r>
-      <w:hyperlink r:id="rId11">
+      <w:hyperlink r:id="rId12">
         <w:r>
           <w:rPr>
             <w:rStyle w:val="Hyperlink"/>
@@ -10280,7 +11174,7 @@
         <w:rPr/>
         <w:t xml:space="preserve">Zerotier - </w:t>
       </w:r>
-      <w:hyperlink r:id="rId12">
+      <w:hyperlink r:id="rId13">
         <w:r>
           <w:rPr>
             <w:rStyle w:val="Hyperlink"/>
@@ -10294,7 +11188,7 @@
         <w:tab/>
         <w:t xml:space="preserve">    </w:t>
       </w:r>
-      <w:hyperlink r:id="rId13">
+      <w:hyperlink r:id="rId14">
         <w:r>
           <w:rPr>
             <w:rStyle w:val="Hyperlink"/>
@@ -10314,7 +11208,7 @@
         <w:rPr/>
         <w:t xml:space="preserve">K3s -  </w:t>
       </w:r>
-      <w:hyperlink r:id="rId14">
+      <w:hyperlink r:id="rId15">
         <w:r>
           <w:rPr>
             <w:rStyle w:val="Hyperlink"/>
@@ -10334,7 +11228,7 @@
         <w:rPr/>
         <w:t xml:space="preserve">Rancher - </w:t>
       </w:r>
-      <w:hyperlink r:id="rId15">
+      <w:hyperlink r:id="rId16">
         <w:r>
           <w:rPr>
             <w:rStyle w:val="Hyperlink"/>
